--- a/papers/q1-masters-covid/word/Rathore-cover-letter-FLA.docx
+++ b/papers/q1-masters-covid/word/Rathore-cover-letter-FLA.docx
@@ -48,7 +48,7 @@
         <w:t xml:space="preserve">“</w:t>
       </w:r>
       <w:r>
-        <w:t xml:space="preserve">Household infrastructure and platform access in online Chinese teaching</w:t>
+        <w:t xml:space="preserve">Household infrastructure and platform access in online Chinese teaching: Localization of delivery in a travelling course</w:t>
       </w:r>
       <w:r>
         <w:t xml:space="preserve">”</w:t>

--- a/papers/q1-masters-covid/word/Rathore-cover-letter-FLA.docx
+++ b/papers/q1-masters-covid/word/Rathore-cover-letter-FLA.docx
@@ -48,7 +48,7 @@
         <w:t xml:space="preserve">“</w:t>
       </w:r>
       <w:r>
-        <w:t xml:space="preserve">Household infrastructure and platform access in online Chinese teaching: Localization of delivery in a travelling course</w:t>
+        <w:t xml:space="preserve">Home conditions and platform access in a 2022 online Chinese questionnaire</w:t>
       </w:r>
       <w:r>
         <w:t xml:space="preserve">”</w:t>
@@ -81,7 +81,7 @@
         <w:pStyle w:val="BodyText"/>
       </w:pPr>
       <w:r>
-        <w:t xml:space="preserve">The article examines a delivery problem in the teaching of a language other than English: an online Chinese course may remain appropriate in content and still be a course learners cannot take if household power, network speed, or platform access does not support its timetable, platforms, oral tasks, and assessment. It reports an exploratory Chinese-language questionnaire (N = 38; 37 respondents selected Pakistani nationality). Chinese-university enrollment and physical location were not independently verified. Data were collected during emergency remote teaching (5–8 February 2022); that date is reported in the Methods section. The article does not claim evidence about current hybrid practice.</w:t>
+        <w:t xml:space="preserve">The article reports what 38 respondents marked about household conditions, connectivity, and named-platform access on a Chinese-language questionnaire collected 5–8 February 2022 (37 selected Pakistani nationality). It does not ask whether a verified class could still be taken. Chinese-university enrollment and physical location were not independently verified. The date is emergency remote teaching; that date is reported in the Methods section. The article does not claim evidence about current hybrid practice.</w:t>
       </w:r>
     </w:p>
     <w:p>
@@ -89,7 +89,7 @@
         <w:pStyle w:val="BodyText"/>
       </w:pPr>
       <w:r>
-        <w:t xml:space="preserve">The manuscript is written to this journal’s published pattern. It includes a Challenge statement, a short abstract with a pedagogical takeaway, APA 7th references, and a dedicated Pedagogical implications section. It continues a conversation already in</w:t>
+        <w:t xml:space="preserve">The manuscript is an original empirical article with an abstract, methods, four tables, and APA 7th references. It continues a conversation already in</w:t>
       </w:r>
       <w:r>
         <w:t xml:space="preserve"> </w:t>
@@ -102,7 +102,10 @@
         <w:t xml:space="preserve">Foreign Language Annals</w:t>
       </w:r>
       <w:r>
-        <w:t xml:space="preserve">: planned versus crisis-prompted online language teaching (Gacs, Goertler, &amp; Spasova, 2020), online tasks (González-Lloret, 2020), productive skills online (Payne, 2020), virtual community (Lomicka, 2020), language anxiety and the online learner (Russell, 2020), emergency remote character teaching (Xu, Jin, Deifell, &amp; Angus, 2022), world-language faculty perceptions of pandemic online teaching (Jin, Xu, &amp; Deifell, 2023), and designed online collaborative writing among Chinese-language learners (Zhang &amp; Liu, 2023). Those articles name access, platforms, and learner conditions. This manuscript measures household infrastructure and platform access as learner-side conditions of a travelling Chinese course.</w:t>
+        <w:t xml:space="preserve"> </w:t>
+      </w:r>
+      <w:r>
+        <w:t xml:space="preserve">on crisis-prompted online language teaching (Gacs, Goertler, &amp; Spasova, 2020), emergency remote character teaching (Xu, Jin, Deifell, &amp; Angus, 2022), and faculty perceptions of pandemic online teaching (Jin, Xu, &amp; Deifell, 2023). Those articles name access, platforms, and learner conditions. This manuscript counts household infrastructure and named-platform access as learner-side reports on one 2022 questionnaire.</w:t>
       </w:r>
     </w:p>
     <w:p>
